--- a/klagomålsmail/A 10563-2022 FSC-klagomål mail.docx
+++ b/klagomålsmail/A 10563-2022 FSC-klagomål mail.docx
@@ -11,7 +11,7 @@
     </w:p>
     <w:p>
       <w:r>
-        <w:t>Vi vill informera om att det i avverkningsanmälan A 10563-2022 i Kiruna kommun har hittats 52 naturvårdsarter varav 30 är rödlistade.</w:t>
+        <w:t>Vi vill informera om att det i avverkningsanmälan A 10563-2022 i Kiruna kommun har hittats 53 naturvårdsarter varav 31 är rödlistade.</w:t>
       </w:r>
     </w:p>
     <w:p>

--- a/klagomålsmail/A 10563-2022 FSC-klagomål mail.docx
+++ b/klagomålsmail/A 10563-2022 FSC-klagomål mail.docx
@@ -11,7 +11,7 @@
     </w:p>
     <w:p>
       <w:r>
-        <w:t>Vi vill informera om att det i avverkningsanmälan A 10563-2022 i Kiruna kommun har hittats 53 naturvårdsarter varav 31 är rödlistade.</w:t>
+        <w:t>Vi vill informera om att det i avverkningsanmälan A 10563-2022 i Kiruna kommun har hittats 55 naturvårdsarter varav 33 är rödlistade.</w:t>
       </w:r>
     </w:p>
     <w:p>

--- a/klagomålsmail/A 10563-2022 FSC-klagomål mail.docx
+++ b/klagomålsmail/A 10563-2022 FSC-klagomål mail.docx
@@ -11,7 +11,7 @@
     </w:p>
     <w:p>
       <w:r>
-        <w:t>Vi vill informera om att det i avverkningsanmälan A 10563-2022 i Kiruna kommun har hittats 55 naturvårdsarter varav 33 är rödlistade.</w:t>
+        <w:t>Vi vill informera om att det i avverkningsanmälan A 10563-2022 i Kiruna kommun har hittats 58 naturvårdsarter varav 34 är rödlistade.</w:t>
       </w:r>
     </w:p>
     <w:p>

--- a/klagomålsmail/A 10563-2022 FSC-klagomål mail.docx
+++ b/klagomålsmail/A 10563-2022 FSC-klagomål mail.docx
@@ -11,12 +11,12 @@
     </w:p>
     <w:p>
       <w:r>
-        <w:t>Vi vill informera om att det i avverkningsanmälan A 10563-2022 i Kiruna kommun har hittats 63 naturvårdsarter varav 36 är rödlistade.</w:t>
+        <w:t>Vi vill informera om att det i och inom 25 meter från avverkningsanmälan A 10563-2022 i Kiruna kommun har hittats 65 naturvårdsarter varav 38 är rödlistade.</w:t>
       </w:r>
     </w:p>
     <w:p>
       <w:r>
-        <w:t>Bland annat har knärot (VU, §8) sin livsmiljö i skogen. Observera att utan dispens från Länsstyrelsen är det ett lagbrott att på något sätt skada artens livsmiljö eller ekologiska funktion i området (14 och 15 §§ artskyddsförordningen).</w:t>
+        <w:t>Bland annat har knärot (VU, T, §8) sin livsmiljö i skogen. Observera att utan dispens från Länsstyrelsen är det ett lagbrott att på något sätt skada artens livsmiljö eller ekologiska funktion i området (14 och 15 §§ artskyddsförordningen).</w:t>
       </w:r>
     </w:p>
     <w:p>

--- a/klagomålsmail/A 10563-2022 FSC-klagomål mail.docx
+++ b/klagomålsmail/A 10563-2022 FSC-klagomål mail.docx
@@ -11,7 +11,7 @@
     </w:p>
     <w:p>
       <w:r>
-        <w:t>Vi vill informera om att det i och inom 25 meter från avverkningsanmälan A 10563-2022 i Kiruna kommun har hittats 65 naturvårdsarter varav 38 är rödlistade.</w:t>
+        <w:t>Vi vill informera om att det i och inom 25 meter från avverkningsanmälan A 10563-2022 i Kiruna kommun har hittats 68 naturvårdsarter varav 40 är rödlistade.</w:t>
       </w:r>
     </w:p>
     <w:p>
